--- a/CS 499 Milestone Two.docx
+++ b/CS 499 Milestone Two.docx
@@ -1,6 +1,6 @@
 
 <file path=word/document.xml><?xml version="1.0" encoding="utf-8"?>
-<w:document xmlns:wpc="http://schemas.microsoft.com/office/word/2010/wordprocessingCanvas" xmlns:cx="http://schemas.microsoft.com/office/drawing/2014/chartex" xmlns:cx1="http://schemas.microsoft.com/office/drawing/2015/9/8/chartex" xmlns:cx2="http://schemas.microsoft.com/office/drawing/2015/10/21/chartex" xmlns:cx3="http://schemas.microsoft.com/office/drawing/2016/5/9/chartex" xmlns:cx4="http://schemas.microsoft.com/office/drawing/2016/5/10/chartex" xmlns:cx5="http://schemas.microsoft.com/office/drawing/2016/5/11/chartex" xmlns:cx6="http://schemas.microsoft.com/office/drawing/2016/5/12/chartex" xmlns:cx7="http://schemas.microsoft.com/office/drawing/2016/5/13/chartex" xmlns:cx8="http://schemas.microsoft.com/office/drawing/2016/5/14/chartex" xmlns:mc="http://schemas.openxmlformats.org/markup-compatibility/2006" xmlns:aink="http://schemas.microsoft.com/office/drawing/2016/ink" xmlns:am3d="http://schemas.microsoft.com/office/drawing/2017/model3d" xmlns:o="urn:schemas-microsoft-com:office:office" xmlns:oel="http://schemas.microsoft.com/office/2019/extlst" xmlns:r="http://schemas.openxmlformats.org/officeDocument/2006/relationships" xmlns:m="http://schemas.openxmlformats.org/officeDocument/2006/math" xmlns:v="urn:schemas-microsoft-com:vml" xmlns:wp14="http://schemas.microsoft.com/office/word/2010/wordprocessingDrawing" xmlns:wp="http://schemas.openxmlformats.org/drawingml/2006/wordprocessingDrawing" xmlns:w10="urn:schemas-microsoft-com:office:word" xmlns:w="http://schemas.openxmlformats.org/wordprocessingml/2006/main" xmlns:w14="http://schemas.microsoft.com/office/word/2010/wordml" xmlns:w15="http://schemas.microsoft.com/office/word/2012/wordml" xmlns:w16cex="http://schemas.microsoft.com/office/word/2018/wordml/cex" xmlns:w16cid="http://schemas.microsoft.com/office/word/2016/wordml/cid" xmlns:w16="http://schemas.microsoft.com/office/word/2018/wordml" xmlns:w16du="http://schemas.microsoft.com/office/word/2023/wordml/word16du" xmlns:w16sdtdh="http://schemas.microsoft.com/office/word/2020/wordml/sdtdatahash" xmlns:w16sdtfl="http://schemas.microsoft.com/office/word/2024/wordml/sdtformatlock" xmlns:w16se="http://schemas.microsoft.com/office/word/2015/wordml/symex" xmlns:wpg="http://schemas.microsoft.com/office/word/2010/wordprocessingGroup" xmlns:wpi="http://schemas.microsoft.com/office/word/2010/wordprocessingInk" xmlns:wne="http://schemas.microsoft.com/office/word/2006/wordml" xmlns:wps="http://schemas.microsoft.com/office/word/2010/wordprocessingShape" mc:Ignorable="w14 w15 w16se w16cid w16 w16cex w16sdtdh w16sdtfl w16du wp14">
+<w:document xmlns:wpc="http://schemas.microsoft.com/office/word/2010/wordprocessingCanvas" xmlns:cx="http://schemas.microsoft.com/office/drawing/2014/chartex" xmlns:cx1="http://schemas.microsoft.com/office/drawing/2015/9/8/chartex" xmlns:cx2="http://schemas.microsoft.com/office/drawing/2015/10/21/chartex" xmlns:cx3="http://schemas.microsoft.com/office/drawing/2016/5/9/chartex" xmlns:cx4="http://schemas.microsoft.com/office/drawing/2016/5/10/chartex" xmlns:cx5="http://schemas.microsoft.com/office/drawing/2016/5/11/chartex" xmlns:cx6="http://schemas.microsoft.com/office/drawing/2016/5/12/chartex" xmlns:cx7="http://schemas.microsoft.com/office/drawing/2016/5/13/chartex" xmlns:cx8="http://schemas.microsoft.com/office/drawing/2016/5/14/chartex" xmlns:mc="http://schemas.openxmlformats.org/markup-compatibility/2006" xmlns:aink="http://schemas.microsoft.com/office/drawing/2016/ink" xmlns:am3d="http://schemas.microsoft.com/office/drawing/2017/model3d" xmlns:o="urn:schemas-microsoft-com:office:office" xmlns:oel="http://schemas.microsoft.com/office/2019/extlst" xmlns:r="http://schemas.openxmlformats.org/officeDocument/2006/relationships" xmlns:m="http://schemas.openxmlformats.org/officeDocument/2006/math" xmlns:v="urn:schemas-microsoft-com:vml" xmlns:wp14="http://schemas.microsoft.com/office/word/2010/wordprocessingDrawing" xmlns:wp="http://schemas.openxmlformats.org/drawingml/2006/wordprocessingDrawing" xmlns:w10="urn:schemas-microsoft-com:office:word" xmlns:w="http://schemas.openxmlformats.org/wordprocessingml/2006/main" xmlns:w14="http://schemas.microsoft.com/office/word/2010/wordml" xmlns:w15="http://schemas.microsoft.com/office/word/2012/wordml" xmlns:w16cei="http://schemas.microsoft.com/office/word/2026/wordml/cei" xmlns:w16cex="http://schemas.microsoft.com/office/word/2018/wordml/cex" xmlns:w16cid="http://schemas.microsoft.com/office/word/2016/wordml/cid" xmlns:w16="http://schemas.microsoft.com/office/word/2018/wordml" xmlns:w16du="http://schemas.microsoft.com/office/word/2023/wordml/word16du" xmlns:w16sdtdh="http://schemas.microsoft.com/office/word/2020/wordml/sdtdatahash" xmlns:w16sdtfl="http://schemas.microsoft.com/office/word/2024/wordml/sdtformatlock" xmlns:w16se="http://schemas.microsoft.com/office/word/2015/wordml/symex" xmlns:wpg="http://schemas.microsoft.com/office/word/2010/wordprocessingGroup" xmlns:wpi="http://schemas.microsoft.com/office/word/2010/wordprocessingInk" xmlns:wne="http://schemas.microsoft.com/office/word/2006/wordml" xmlns:wps="http://schemas.microsoft.com/office/word/2010/wordprocessingShape" mc:Ignorable="w14 w15 w16se w16cid w16 w16cex w16sdtdh w16sdtfl w16du wp14">
   <w:body>
     <w:p>
       <w:pPr>
@@ -42,19 +42,7 @@
         <w:rPr>
           <w:rFonts w:ascii="Times New Roman" w:hAnsi="Times New Roman" w:cs="Times New Roman"/>
         </w:rPr>
-        <w:t xml:space="preserve">The artifact I selected for the Software Design and Engineering category is </w:t>
-      </w:r>
-      <w:r>
-        <w:rPr>
-          <w:rFonts w:ascii="Times New Roman" w:hAnsi="Times New Roman" w:cs="Times New Roman"/>
-        </w:rPr>
-        <w:t>my</w:t>
-      </w:r>
-      <w:r>
-        <w:rPr>
-          <w:rFonts w:ascii="Times New Roman" w:hAnsi="Times New Roman" w:cs="Times New Roman"/>
-        </w:rPr>
-        <w:t xml:space="preserve"> Android Event Tracker application that I originally developed in CS 360: Mobile Architecture and Programming. The application allows users to create an account, log in, manage events, and receive SMS reminders for upcoming events. It uses Java, Android Studio, SQLite, </w:t>
+        <w:t xml:space="preserve">The artifact I selected for the Software Design and Engineering category is my Android Event Tracker application that I originally developed in CS 360: Mobile Architecture and Programming. The application allows users to create an account, log in, manage events, and receive SMS reminders for upcoming events. It uses Java, Android Studio, SQLite, </w:t>
       </w:r>
       <w:proofErr w:type="spellStart"/>
       <w:r>
@@ -96,28 +84,78 @@
         <w:rPr>
           <w:rFonts w:ascii="Times New Roman" w:hAnsi="Times New Roman" w:cs="Times New Roman"/>
         </w:rPr>
-        <w:t xml:space="preserve">I selected this artifact because it demonstrates several important software engineering concepts while also providing opportunities for meaningful enhancements. The application contains multiple interacting components, including activities, adapters, and a database helper class that </w:t>
-      </w:r>
-      <w:r>
-        <w:rPr>
-          <w:rFonts w:ascii="Times New Roman" w:hAnsi="Times New Roman" w:cs="Times New Roman"/>
-        </w:rPr>
-        <w:t>work together</w:t>
-      </w:r>
-      <w:r>
-        <w:rPr>
-          <w:rFonts w:ascii="Times New Roman" w:hAnsi="Times New Roman" w:cs="Times New Roman"/>
-        </w:rPr>
-        <w:t xml:space="preserve"> to provide a complete mobile application. These components showcase object-oriented programming principles such as abstraction, modularity, and separation of responsibilities.</w:t>
-      </w:r>
-    </w:p>
-    <w:p>
-      <w:pPr>
-        <w:spacing w:line="480" w:lineRule="auto"/>
-        <w:rPr>
-          <w:rFonts w:ascii="Times New Roman" w:hAnsi="Times New Roman" w:cs="Times New Roman"/>
-        </w:rPr>
-      </w:pPr>
+        <w:t xml:space="preserve">I selected this artifact because it contains multiple classes and components that work together to create a complete application. The project includes </w:t>
+      </w:r>
+      <w:proofErr w:type="spellStart"/>
+      <w:r>
+        <w:rPr>
+          <w:rFonts w:ascii="Times New Roman" w:hAnsi="Times New Roman" w:cs="Times New Roman"/>
+        </w:rPr>
+        <w:t>LoginActivity</w:t>
+      </w:r>
+      <w:proofErr w:type="spellEnd"/>
+      <w:r>
+        <w:rPr>
+          <w:rFonts w:ascii="Times New Roman" w:hAnsi="Times New Roman" w:cs="Times New Roman"/>
+        </w:rPr>
+        <w:t xml:space="preserve"> for authentication, </w:t>
+      </w:r>
+      <w:proofErr w:type="spellStart"/>
+      <w:r>
+        <w:rPr>
+          <w:rFonts w:ascii="Times New Roman" w:hAnsi="Times New Roman" w:cs="Times New Roman"/>
+        </w:rPr>
+        <w:t>DashboardActivity</w:t>
+      </w:r>
+      <w:proofErr w:type="spellEnd"/>
+      <w:r>
+        <w:rPr>
+          <w:rFonts w:ascii="Times New Roman" w:hAnsi="Times New Roman" w:cs="Times New Roman"/>
+        </w:rPr>
+        <w:t xml:space="preserve"> for event management, </w:t>
+      </w:r>
+      <w:proofErr w:type="spellStart"/>
+      <w:r>
+        <w:rPr>
+          <w:rFonts w:ascii="Times New Roman" w:hAnsi="Times New Roman" w:cs="Times New Roman"/>
+        </w:rPr>
+        <w:t>EventAdapter</w:t>
+      </w:r>
+      <w:proofErr w:type="spellEnd"/>
+      <w:r>
+        <w:rPr>
+          <w:rFonts w:ascii="Times New Roman" w:hAnsi="Times New Roman" w:cs="Times New Roman"/>
+        </w:rPr>
+        <w:t xml:space="preserve"> for displaying database records, </w:t>
+      </w:r>
+      <w:proofErr w:type="spellStart"/>
+      <w:r>
+        <w:rPr>
+          <w:rFonts w:ascii="Times New Roman" w:hAnsi="Times New Roman" w:cs="Times New Roman"/>
+        </w:rPr>
+        <w:t>DatabaseHelper</w:t>
+      </w:r>
+      <w:proofErr w:type="spellEnd"/>
+      <w:r>
+        <w:rPr>
+          <w:rFonts w:ascii="Times New Roman" w:hAnsi="Times New Roman" w:cs="Times New Roman"/>
+        </w:rPr>
+        <w:t xml:space="preserve"> for database operations, and </w:t>
+      </w:r>
+      <w:proofErr w:type="spellStart"/>
+      <w:r>
+        <w:rPr>
+          <w:rFonts w:ascii="Times New Roman" w:hAnsi="Times New Roman" w:cs="Times New Roman"/>
+        </w:rPr>
+        <w:t>PermissionActivity</w:t>
+      </w:r>
+      <w:proofErr w:type="spellEnd"/>
+      <w:r>
+        <w:rPr>
+          <w:rFonts w:ascii="Times New Roman" w:hAnsi="Times New Roman" w:cs="Times New Roman"/>
+        </w:rPr>
+        <w:t xml:space="preserve"> for handling SMS permissions. Because these components have different responsibilities, the project provided a good opportunity to demonstrate software engineering concepts such as modularity, separation of responsibilities, code organization, maintainability, input validation, error handling, and secure coding.</w:t>
+      </w:r>
     </w:p>
     <w:p>
       <w:pPr>
@@ -136,37 +174,87 @@
         <w:rPr>
           <w:rFonts w:ascii="Times New Roman" w:hAnsi="Times New Roman" w:cs="Times New Roman"/>
         </w:rPr>
-        <w:t xml:space="preserve">To strengthen the artifact for my </w:t>
-      </w:r>
-      <w:proofErr w:type="spellStart"/>
-      <w:r>
-        <w:rPr>
-          <w:rFonts w:ascii="Times New Roman" w:hAnsi="Times New Roman" w:cs="Times New Roman"/>
-        </w:rPr>
-        <w:t>ePortfolio</w:t>
-      </w:r>
-      <w:proofErr w:type="spellEnd"/>
-      <w:r>
-        <w:rPr>
-          <w:rFonts w:ascii="Times New Roman" w:hAnsi="Times New Roman" w:cs="Times New Roman"/>
-        </w:rPr>
-        <w:t xml:space="preserve">, I implemented several enhancements focused on software quality, security, maintainability, and usability. The most significant improvement was replacing plain-text password storage with SHA-256 password hashing before credentials are saved in the SQLite database. This demonstrates secure coding practices by protecting sensitive user information. I also added input validation throughout the application to ensure </w:t>
+        <w:t xml:space="preserve">One of the primary Category One enhancements was improving the organization and maintainability of the existing code. In the original application, some activities contained most of their functionality directly inside the button click listeners. I refactored this structure by moving specific responsibilities into separate methods. For example, </w:t>
+      </w:r>
+      <w:proofErr w:type="spellStart"/>
+      <w:r>
+        <w:rPr>
+          <w:rFonts w:ascii="Times New Roman" w:hAnsi="Times New Roman" w:cs="Times New Roman"/>
+        </w:rPr>
+        <w:t>DashboardActivity</w:t>
+      </w:r>
+      <w:proofErr w:type="spellEnd"/>
+      <w:r>
+        <w:rPr>
+          <w:rFonts w:ascii="Times New Roman" w:hAnsi="Times New Roman" w:cs="Times New Roman"/>
+        </w:rPr>
+        <w:t xml:space="preserve"> now uses a </w:t>
       </w:r>
       <w:r>
         <w:rPr>
           <w:rFonts w:ascii="Times New Roman" w:hAnsi="Times New Roman" w:cs="Times New Roman"/>
         </w:rPr>
         <w:lastRenderedPageBreak/>
-        <w:t>usernames, passwords, and event information meet minimum requirements before being processed. Throughout the application, I added descriptive comments to improve readability and maintainability while organizing methods into clearly defined responsibilities.</w:t>
-      </w:r>
-    </w:p>
-    <w:p>
-      <w:pPr>
-        <w:spacing w:line="480" w:lineRule="auto"/>
-        <w:rPr>
-          <w:rFonts w:ascii="Times New Roman" w:hAnsi="Times New Roman" w:cs="Times New Roman"/>
-        </w:rPr>
-      </w:pPr>
+        <w:t xml:space="preserve">dedicated </w:t>
+      </w:r>
+      <w:proofErr w:type="spellStart"/>
+      <w:proofErr w:type="gramStart"/>
+      <w:r>
+        <w:rPr>
+          <w:rFonts w:ascii="Times New Roman" w:hAnsi="Times New Roman" w:cs="Times New Roman"/>
+        </w:rPr>
+        <w:t>saveEvent</w:t>
+      </w:r>
+      <w:proofErr w:type="spellEnd"/>
+      <w:r>
+        <w:rPr>
+          <w:rFonts w:ascii="Times New Roman" w:hAnsi="Times New Roman" w:cs="Times New Roman"/>
+        </w:rPr>
+        <w:t>(</w:t>
+      </w:r>
+      <w:proofErr w:type="gramEnd"/>
+      <w:r>
+        <w:rPr>
+          <w:rFonts w:ascii="Times New Roman" w:hAnsi="Times New Roman" w:cs="Times New Roman"/>
+        </w:rPr>
+        <w:t xml:space="preserve">) method instead of placing </w:t>
+      </w:r>
+      <w:proofErr w:type="gramStart"/>
+      <w:r>
+        <w:rPr>
+          <w:rFonts w:ascii="Times New Roman" w:hAnsi="Times New Roman" w:cs="Times New Roman"/>
+        </w:rPr>
+        <w:t>all of</w:t>
+      </w:r>
+      <w:proofErr w:type="gramEnd"/>
+      <w:r>
+        <w:rPr>
+          <w:rFonts w:ascii="Times New Roman" w:hAnsi="Times New Roman" w:cs="Times New Roman"/>
+        </w:rPr>
+        <w:t xml:space="preserve"> the validation and database logic directly inside the Save button listener. This makes the code easier to read and allows the individual function to be tested and modified without having to work through the entire </w:t>
+      </w:r>
+      <w:proofErr w:type="spellStart"/>
+      <w:proofErr w:type="gramStart"/>
+      <w:r>
+        <w:rPr>
+          <w:rFonts w:ascii="Times New Roman" w:hAnsi="Times New Roman" w:cs="Times New Roman"/>
+        </w:rPr>
+        <w:t>onCreate</w:t>
+      </w:r>
+      <w:proofErr w:type="spellEnd"/>
+      <w:r>
+        <w:rPr>
+          <w:rFonts w:ascii="Times New Roman" w:hAnsi="Times New Roman" w:cs="Times New Roman"/>
+        </w:rPr>
+        <w:t>(</w:t>
+      </w:r>
+      <w:proofErr w:type="gramEnd"/>
+      <w:r>
+        <w:rPr>
+          <w:rFonts w:ascii="Times New Roman" w:hAnsi="Times New Roman" w:cs="Times New Roman"/>
+        </w:rPr>
+        <w:t>) method.</w:t>
+      </w:r>
     </w:p>
     <w:p>
       <w:pPr>
@@ -185,16 +273,190 @@
         <w:rPr>
           <w:rFonts w:ascii="Times New Roman" w:hAnsi="Times New Roman" w:cs="Times New Roman"/>
         </w:rPr>
-        <w:t>These enhancements demonstrate my ability to evaluate existing software, identify weaknesses, and apply software engineering principles to improve functionality, security, and overall code quality rather than simply creating new features.</w:t>
-      </w:r>
-    </w:p>
-    <w:p>
-      <w:pPr>
-        <w:spacing w:line="480" w:lineRule="auto"/>
-        <w:rPr>
-          <w:rFonts w:ascii="Times New Roman" w:hAnsi="Times New Roman" w:cs="Times New Roman"/>
-        </w:rPr>
-      </w:pPr>
+        <w:t xml:space="preserve">Another improvement was adding input validation. The original application allowed database operations to occur without consistently checking whether the user had entered valid information. I added validation to both the login and event creation processes. For example, the enhanced </w:t>
+      </w:r>
+      <w:proofErr w:type="spellStart"/>
+      <w:r>
+        <w:rPr>
+          <w:rFonts w:ascii="Times New Roman" w:hAnsi="Times New Roman" w:cs="Times New Roman"/>
+        </w:rPr>
+        <w:t>DashboardActivity</w:t>
+      </w:r>
+      <w:proofErr w:type="spellEnd"/>
+      <w:r>
+        <w:rPr>
+          <w:rFonts w:ascii="Times New Roman" w:hAnsi="Times New Roman" w:cs="Times New Roman"/>
+        </w:rPr>
+        <w:t xml:space="preserve"> checks whether the required event name, date, and time fields are empty before attempting to insert the event:</w:t>
+      </w:r>
+    </w:p>
+    <w:p>
+      <w:pPr>
+        <w:spacing w:line="480" w:lineRule="auto"/>
+        <w:rPr>
+          <w:rFonts w:ascii="Times New Roman" w:hAnsi="Times New Roman" w:cs="Times New Roman"/>
+        </w:rPr>
+      </w:pPr>
+      <w:r>
+        <w:rPr>
+          <w:rFonts w:ascii="Times New Roman" w:hAnsi="Times New Roman" w:cs="Times New Roman"/>
+        </w:rPr>
+        <w:t>if (</w:t>
+      </w:r>
+      <w:proofErr w:type="spellStart"/>
+      <w:proofErr w:type="gramStart"/>
+      <w:r>
+        <w:rPr>
+          <w:rFonts w:ascii="Times New Roman" w:hAnsi="Times New Roman" w:cs="Times New Roman"/>
+        </w:rPr>
+        <w:t>name.isEmpty</w:t>
+      </w:r>
+      <w:proofErr w:type="spellEnd"/>
+      <w:proofErr w:type="gramEnd"/>
+      <w:r>
+        <w:rPr>
+          <w:rFonts w:ascii="Times New Roman" w:hAnsi="Times New Roman" w:cs="Times New Roman"/>
+        </w:rPr>
+        <w:t xml:space="preserve">() || </w:t>
+      </w:r>
+      <w:proofErr w:type="spellStart"/>
+      <w:proofErr w:type="gramStart"/>
+      <w:r>
+        <w:rPr>
+          <w:rFonts w:ascii="Times New Roman" w:hAnsi="Times New Roman" w:cs="Times New Roman"/>
+        </w:rPr>
+        <w:t>date.isEmpty</w:t>
+      </w:r>
+      <w:proofErr w:type="spellEnd"/>
+      <w:proofErr w:type="gramEnd"/>
+      <w:r>
+        <w:rPr>
+          <w:rFonts w:ascii="Times New Roman" w:hAnsi="Times New Roman" w:cs="Times New Roman"/>
+        </w:rPr>
+        <w:t xml:space="preserve">() || </w:t>
+      </w:r>
+      <w:proofErr w:type="spellStart"/>
+      <w:proofErr w:type="gramStart"/>
+      <w:r>
+        <w:rPr>
+          <w:rFonts w:ascii="Times New Roman" w:hAnsi="Times New Roman" w:cs="Times New Roman"/>
+        </w:rPr>
+        <w:t>time.isEmpty</w:t>
+      </w:r>
+      <w:proofErr w:type="spellEnd"/>
+      <w:proofErr w:type="gramEnd"/>
+      <w:r>
+        <w:rPr>
+          <w:rFonts w:ascii="Times New Roman" w:hAnsi="Times New Roman" w:cs="Times New Roman"/>
+        </w:rPr>
+        <w:t>()) {</w:t>
+      </w:r>
+    </w:p>
+    <w:p>
+      <w:pPr>
+        <w:spacing w:line="480" w:lineRule="auto"/>
+        <w:rPr>
+          <w:rFonts w:ascii="Times New Roman" w:hAnsi="Times New Roman" w:cs="Times New Roman"/>
+        </w:rPr>
+      </w:pPr>
+      <w:r>
+        <w:rPr>
+          <w:rFonts w:ascii="Times New Roman" w:hAnsi="Times New Roman" w:cs="Times New Roman"/>
+        </w:rPr>
+        <w:t xml:space="preserve">    </w:t>
+      </w:r>
+      <w:proofErr w:type="spellStart"/>
+      <w:r>
+        <w:rPr>
+          <w:rFonts w:ascii="Times New Roman" w:hAnsi="Times New Roman" w:cs="Times New Roman"/>
+        </w:rPr>
+        <w:t>Toast.makeText</w:t>
+      </w:r>
+      <w:proofErr w:type="spellEnd"/>
+      <w:r>
+        <w:rPr>
+          <w:rFonts w:ascii="Times New Roman" w:hAnsi="Times New Roman" w:cs="Times New Roman"/>
+        </w:rPr>
+        <w:t>(this,</w:t>
+      </w:r>
+    </w:p>
+    <w:p>
+      <w:pPr>
+        <w:spacing w:line="480" w:lineRule="auto"/>
+        <w:rPr>
+          <w:rFonts w:ascii="Times New Roman" w:hAnsi="Times New Roman" w:cs="Times New Roman"/>
+        </w:rPr>
+      </w:pPr>
+      <w:r>
+        <w:rPr>
+          <w:rFonts w:ascii="Times New Roman" w:hAnsi="Times New Roman" w:cs="Times New Roman"/>
+        </w:rPr>
+        <w:t xml:space="preserve">            "Event name, date, and time are required.",</w:t>
+      </w:r>
+    </w:p>
+    <w:p>
+      <w:pPr>
+        <w:spacing w:line="480" w:lineRule="auto"/>
+        <w:rPr>
+          <w:rFonts w:ascii="Times New Roman" w:hAnsi="Times New Roman" w:cs="Times New Roman"/>
+        </w:rPr>
+      </w:pPr>
+      <w:r>
+        <w:rPr>
+          <w:rFonts w:ascii="Times New Roman" w:hAnsi="Times New Roman" w:cs="Times New Roman"/>
+        </w:rPr>
+        <w:t xml:space="preserve">            </w:t>
+      </w:r>
+      <w:proofErr w:type="spellStart"/>
+      <w:r>
+        <w:rPr>
+          <w:rFonts w:ascii="Times New Roman" w:hAnsi="Times New Roman" w:cs="Times New Roman"/>
+        </w:rPr>
+        <w:t>Toast.LENGTH_SHORT</w:t>
+      </w:r>
+      <w:proofErr w:type="spellEnd"/>
+      <w:proofErr w:type="gramStart"/>
+      <w:r>
+        <w:rPr>
+          <w:rFonts w:ascii="Times New Roman" w:hAnsi="Times New Roman" w:cs="Times New Roman"/>
+        </w:rPr>
+        <w:t>).show</w:t>
+      </w:r>
+      <w:proofErr w:type="gramEnd"/>
+      <w:r>
+        <w:rPr>
+          <w:rFonts w:ascii="Times New Roman" w:hAnsi="Times New Roman" w:cs="Times New Roman"/>
+        </w:rPr>
+        <w:t>();</w:t>
+      </w:r>
+    </w:p>
+    <w:p>
+      <w:pPr>
+        <w:spacing w:line="480" w:lineRule="auto"/>
+        <w:rPr>
+          <w:rFonts w:ascii="Times New Roman" w:hAnsi="Times New Roman" w:cs="Times New Roman"/>
+        </w:rPr>
+      </w:pPr>
+      <w:r>
+        <w:rPr>
+          <w:rFonts w:ascii="Times New Roman" w:hAnsi="Times New Roman" w:cs="Times New Roman"/>
+        </w:rPr>
+        <w:t xml:space="preserve">    return;</w:t>
+      </w:r>
+    </w:p>
+    <w:p>
+      <w:pPr>
+        <w:spacing w:line="480" w:lineRule="auto"/>
+        <w:rPr>
+          <w:rFonts w:ascii="Times New Roman" w:hAnsi="Times New Roman" w:cs="Times New Roman"/>
+        </w:rPr>
+      </w:pPr>
+      <w:r>
+        <w:rPr>
+          <w:rFonts w:ascii="Times New Roman" w:hAnsi="Times New Roman" w:cs="Times New Roman"/>
+        </w:rPr>
+        <w:t>}</w:t>
+      </w:r>
     </w:p>
     <w:p>
       <w:pPr>
@@ -213,16 +475,44 @@
         <w:rPr>
           <w:rFonts w:ascii="Times New Roman" w:hAnsi="Times New Roman" w:cs="Times New Roman"/>
         </w:rPr>
-        <w:t>The enhancements completed for this artifact successfully met the course outcomes that I identified during Module One. First, I applied software engineering best practices by improving the application's structure, organization, and maintainability through better documentation, modular methods, and input validation. Second, I incorporated security principles by implementing password hashing and strengthening user authentication instead of storing sensitive information in plain text. Finally, I demonstrated the ability to analyze an existing software system, identify opportunities for improvement, and implement enhancements that align with professional software development practices.</w:t>
-      </w:r>
-    </w:p>
-    <w:p>
-      <w:pPr>
-        <w:spacing w:line="480" w:lineRule="auto"/>
-        <w:rPr>
-          <w:rFonts w:ascii="Times New Roman" w:hAnsi="Times New Roman" w:cs="Times New Roman"/>
-        </w:rPr>
-      </w:pPr>
+        <w:t xml:space="preserve">This enhancement improves reliability because invalid or incomplete information is stopped before it reaches the database. I also added validation to </w:t>
+      </w:r>
+      <w:proofErr w:type="spellStart"/>
+      <w:r>
+        <w:rPr>
+          <w:rFonts w:ascii="Times New Roman" w:hAnsi="Times New Roman" w:cs="Times New Roman"/>
+        </w:rPr>
+        <w:t>LoginActivity</w:t>
+      </w:r>
+      <w:proofErr w:type="spellEnd"/>
+      <w:r>
+        <w:rPr>
+          <w:rFonts w:ascii="Times New Roman" w:hAnsi="Times New Roman" w:cs="Times New Roman"/>
+        </w:rPr>
+        <w:t xml:space="preserve">, including a minimum eight-character password requirement. The application now provides feedback through </w:t>
+      </w:r>
+      <w:proofErr w:type="spellStart"/>
+      <w:proofErr w:type="gramStart"/>
+      <w:r>
+        <w:rPr>
+          <w:rFonts w:ascii="Times New Roman" w:hAnsi="Times New Roman" w:cs="Times New Roman"/>
+        </w:rPr>
+        <w:t>setError</w:t>
+      </w:r>
+      <w:proofErr w:type="spellEnd"/>
+      <w:r>
+        <w:rPr>
+          <w:rFonts w:ascii="Times New Roman" w:hAnsi="Times New Roman" w:cs="Times New Roman"/>
+        </w:rPr>
+        <w:t>(</w:t>
+      </w:r>
+      <w:proofErr w:type="gramEnd"/>
+      <w:r>
+        <w:rPr>
+          <w:rFonts w:ascii="Times New Roman" w:hAnsi="Times New Roman" w:cs="Times New Roman"/>
+        </w:rPr>
+        <w:t>) and Toast messages instead of allowing invalid input to continue through the authentication process.</w:t>
+      </w:r>
     </w:p>
     <w:p>
       <w:pPr>
@@ -241,6 +531,884 @@
         <w:rPr>
           <w:rFonts w:ascii="Times New Roman" w:hAnsi="Times New Roman" w:cs="Times New Roman"/>
         </w:rPr>
+        <w:t xml:space="preserve">I also improved the application's error handling. Database operations are now placed inside try-catch blocks in areas where failures could affect the user experience. For example, the </w:t>
+      </w:r>
+      <w:r>
+        <w:rPr>
+          <w:rFonts w:ascii="Times New Roman" w:hAnsi="Times New Roman" w:cs="Times New Roman"/>
+        </w:rPr>
+        <w:lastRenderedPageBreak/>
+        <w:t>enhanced login and registration methods catch exceptions and provide a meaningful message to the user rather than allowing an unexpected database error to cause the application to fail without feedback. This helped me understand that software engineering is not only about making the normal path work; the application also needs to account for unexpected input and runtime problems.</w:t>
+      </w:r>
+    </w:p>
+    <w:p>
+      <w:pPr>
+        <w:spacing w:line="480" w:lineRule="auto"/>
+        <w:rPr>
+          <w:rFonts w:ascii="Times New Roman" w:hAnsi="Times New Roman" w:cs="Times New Roman"/>
+        </w:rPr>
+      </w:pPr>
+      <w:r>
+        <w:rPr>
+          <w:rFonts w:ascii="Times New Roman" w:hAnsi="Times New Roman" w:cs="Times New Roman"/>
+        </w:rPr>
+        <w:tab/>
+      </w:r>
+      <w:r>
+        <w:rPr>
+          <w:rFonts w:ascii="Times New Roman" w:hAnsi="Times New Roman" w:cs="Times New Roman"/>
+        </w:rPr>
+        <w:t xml:space="preserve">Security was another major area of improvement. The original application stored user passwords as plain text in SQLite. I changed the </w:t>
+      </w:r>
+      <w:proofErr w:type="spellStart"/>
+      <w:r>
+        <w:rPr>
+          <w:rFonts w:ascii="Times New Roman" w:hAnsi="Times New Roman" w:cs="Times New Roman"/>
+        </w:rPr>
+        <w:t>DatabaseHelper</w:t>
+      </w:r>
+      <w:proofErr w:type="spellEnd"/>
+      <w:r>
+        <w:rPr>
+          <w:rFonts w:ascii="Times New Roman" w:hAnsi="Times New Roman" w:cs="Times New Roman"/>
+        </w:rPr>
+        <w:t xml:space="preserve"> class so that passwords are hashed with SHA-256 before they are stored. The </w:t>
+      </w:r>
+      <w:proofErr w:type="spellStart"/>
+      <w:proofErr w:type="gramStart"/>
+      <w:r>
+        <w:rPr>
+          <w:rFonts w:ascii="Times New Roman" w:hAnsi="Times New Roman" w:cs="Times New Roman"/>
+        </w:rPr>
+        <w:t>registerUser</w:t>
+      </w:r>
+      <w:proofErr w:type="spellEnd"/>
+      <w:r>
+        <w:rPr>
+          <w:rFonts w:ascii="Times New Roman" w:hAnsi="Times New Roman" w:cs="Times New Roman"/>
+        </w:rPr>
+        <w:t>(</w:t>
+      </w:r>
+      <w:proofErr w:type="gramEnd"/>
+      <w:r>
+        <w:rPr>
+          <w:rFonts w:ascii="Times New Roman" w:hAnsi="Times New Roman" w:cs="Times New Roman"/>
+        </w:rPr>
+        <w:t>) method now uses:</w:t>
+      </w:r>
+    </w:p>
+    <w:p>
+      <w:pPr>
+        <w:spacing w:line="480" w:lineRule="auto"/>
+        <w:rPr>
+          <w:rFonts w:ascii="Times New Roman" w:hAnsi="Times New Roman" w:cs="Times New Roman"/>
+        </w:rPr>
+      </w:pPr>
+      <w:proofErr w:type="spellStart"/>
+      <w:proofErr w:type="gramStart"/>
+      <w:r>
+        <w:rPr>
+          <w:rFonts w:ascii="Times New Roman" w:hAnsi="Times New Roman" w:cs="Times New Roman"/>
+        </w:rPr>
+        <w:t>values.put</w:t>
+      </w:r>
+      <w:proofErr w:type="spellEnd"/>
+      <w:r>
+        <w:rPr>
+          <w:rFonts w:ascii="Times New Roman" w:hAnsi="Times New Roman" w:cs="Times New Roman"/>
+        </w:rPr>
+        <w:t>(</w:t>
+      </w:r>
+      <w:proofErr w:type="gramEnd"/>
+      <w:r>
+        <w:rPr>
+          <w:rFonts w:ascii="Times New Roman" w:hAnsi="Times New Roman" w:cs="Times New Roman"/>
+        </w:rPr>
+        <w:t xml:space="preserve">COL_PASSWORD, </w:t>
+      </w:r>
+      <w:proofErr w:type="spellStart"/>
+      <w:r>
+        <w:rPr>
+          <w:rFonts w:ascii="Times New Roman" w:hAnsi="Times New Roman" w:cs="Times New Roman"/>
+        </w:rPr>
+        <w:t>hashPassword</w:t>
+      </w:r>
+      <w:proofErr w:type="spellEnd"/>
+      <w:r>
+        <w:rPr>
+          <w:rFonts w:ascii="Times New Roman" w:hAnsi="Times New Roman" w:cs="Times New Roman"/>
+        </w:rPr>
+        <w:t>(password));</w:t>
+      </w:r>
+    </w:p>
+    <w:p>
+      <w:pPr>
+        <w:spacing w:line="480" w:lineRule="auto"/>
+        <w:rPr>
+          <w:rFonts w:ascii="Times New Roman" w:hAnsi="Times New Roman" w:cs="Times New Roman"/>
+        </w:rPr>
+      </w:pPr>
+      <w:r>
+        <w:rPr>
+          <w:rFonts w:ascii="Times New Roman" w:hAnsi="Times New Roman" w:cs="Times New Roman"/>
+        </w:rPr>
+        <w:tab/>
+      </w:r>
+      <w:r>
+        <w:rPr>
+          <w:rFonts w:ascii="Times New Roman" w:hAnsi="Times New Roman" w:cs="Times New Roman"/>
+        </w:rPr>
+        <w:t>The login process was also updated so that the password entered by the user is hashed before it is compared with the value stored in the database:</w:t>
+      </w:r>
+    </w:p>
+    <w:p>
+      <w:pPr>
+        <w:spacing w:line="480" w:lineRule="auto"/>
+        <w:rPr>
+          <w:rFonts w:ascii="Times New Roman" w:hAnsi="Times New Roman" w:cs="Times New Roman"/>
+        </w:rPr>
+      </w:pPr>
+      <w:r>
+        <w:rPr>
+          <w:rFonts w:ascii="Times New Roman" w:hAnsi="Times New Roman" w:cs="Times New Roman"/>
+        </w:rPr>
+        <w:t xml:space="preserve">new </w:t>
+      </w:r>
+      <w:proofErr w:type="gramStart"/>
+      <w:r>
+        <w:rPr>
+          <w:rFonts w:ascii="Times New Roman" w:hAnsi="Times New Roman" w:cs="Times New Roman"/>
+        </w:rPr>
+        <w:t>String[]{</w:t>
+      </w:r>
+      <w:proofErr w:type="gramEnd"/>
+    </w:p>
+    <w:p>
+      <w:pPr>
+        <w:spacing w:line="480" w:lineRule="auto"/>
+        <w:rPr>
+          <w:rFonts w:ascii="Times New Roman" w:hAnsi="Times New Roman" w:cs="Times New Roman"/>
+        </w:rPr>
+      </w:pPr>
+      <w:r>
+        <w:rPr>
+          <w:rFonts w:ascii="Times New Roman" w:hAnsi="Times New Roman" w:cs="Times New Roman"/>
+        </w:rPr>
+        <w:t xml:space="preserve">        username,</w:t>
+      </w:r>
+    </w:p>
+    <w:p>
+      <w:pPr>
+        <w:spacing w:line="480" w:lineRule="auto"/>
+        <w:rPr>
+          <w:rFonts w:ascii="Times New Roman" w:hAnsi="Times New Roman" w:cs="Times New Roman"/>
+        </w:rPr>
+      </w:pPr>
+      <w:r>
+        <w:rPr>
+          <w:rFonts w:ascii="Times New Roman" w:hAnsi="Times New Roman" w:cs="Times New Roman"/>
+        </w:rPr>
+        <w:t xml:space="preserve">        </w:t>
+      </w:r>
+      <w:proofErr w:type="spellStart"/>
+      <w:r>
+        <w:rPr>
+          <w:rFonts w:ascii="Times New Roman" w:hAnsi="Times New Roman" w:cs="Times New Roman"/>
+        </w:rPr>
+        <w:t>hashPassword</w:t>
+      </w:r>
+      <w:proofErr w:type="spellEnd"/>
+      <w:r>
+        <w:rPr>
+          <w:rFonts w:ascii="Times New Roman" w:hAnsi="Times New Roman" w:cs="Times New Roman"/>
+        </w:rPr>
+        <w:t>(password)</w:t>
+      </w:r>
+    </w:p>
+    <w:p>
+      <w:pPr>
+        <w:spacing w:line="480" w:lineRule="auto"/>
+        <w:rPr>
+          <w:rFonts w:ascii="Times New Roman" w:hAnsi="Times New Roman" w:cs="Times New Roman"/>
+        </w:rPr>
+      </w:pPr>
+      <w:r>
+        <w:rPr>
+          <w:rFonts w:ascii="Times New Roman" w:hAnsi="Times New Roman" w:cs="Times New Roman"/>
+        </w:rPr>
+        <w:t>}</w:t>
+      </w:r>
+    </w:p>
+    <w:p>
+      <w:pPr>
+        <w:spacing w:line="480" w:lineRule="auto"/>
+        <w:rPr>
+          <w:rFonts w:ascii="Times New Roman" w:hAnsi="Times New Roman" w:cs="Times New Roman"/>
+        </w:rPr>
+      </w:pPr>
+      <w:r>
+        <w:rPr>
+          <w:rFonts w:ascii="Times New Roman" w:hAnsi="Times New Roman" w:cs="Times New Roman"/>
+        </w:rPr>
+        <w:tab/>
+      </w:r>
+      <w:r>
+        <w:rPr>
+          <w:rFonts w:ascii="Times New Roman" w:hAnsi="Times New Roman" w:cs="Times New Roman"/>
+        </w:rPr>
+        <w:t>This was an important enhancement because changing only the registration process would have broken authentication. I had to make sure that both sides of the process used the same hashing method. This experience reinforced the importance of understanding how changes to one component can affect other components throughout an application.</w:t>
+      </w:r>
+    </w:p>
+    <w:p>
+      <w:pPr>
+        <w:spacing w:line="480" w:lineRule="auto"/>
+        <w:rPr>
+          <w:rFonts w:ascii="Times New Roman" w:hAnsi="Times New Roman" w:cs="Times New Roman"/>
+        </w:rPr>
+      </w:pPr>
+      <w:r>
+        <w:rPr>
+          <w:rFonts w:ascii="Times New Roman" w:hAnsi="Times New Roman" w:cs="Times New Roman"/>
+        </w:rPr>
+        <w:tab/>
+      </w:r>
+      <w:r>
+        <w:rPr>
+          <w:rFonts w:ascii="Times New Roman" w:hAnsi="Times New Roman" w:cs="Times New Roman"/>
+        </w:rPr>
+        <w:t xml:space="preserve">I also improved the database interaction code by replacing some of the original raw SQL operations with Android's parameterized database methods. For example, the enhanced </w:t>
+      </w:r>
+      <w:proofErr w:type="spellStart"/>
+      <w:proofErr w:type="gramStart"/>
+      <w:r>
+        <w:rPr>
+          <w:rFonts w:ascii="Times New Roman" w:hAnsi="Times New Roman" w:cs="Times New Roman"/>
+        </w:rPr>
+        <w:lastRenderedPageBreak/>
+        <w:t>checkUser</w:t>
+      </w:r>
+      <w:proofErr w:type="spellEnd"/>
+      <w:r>
+        <w:rPr>
+          <w:rFonts w:ascii="Times New Roman" w:hAnsi="Times New Roman" w:cs="Times New Roman"/>
+        </w:rPr>
+        <w:t>(</w:t>
+      </w:r>
+      <w:proofErr w:type="gramEnd"/>
+      <w:r>
+        <w:rPr>
+          <w:rFonts w:ascii="Times New Roman" w:hAnsi="Times New Roman" w:cs="Times New Roman"/>
+        </w:rPr>
+        <w:t xml:space="preserve">) method uses </w:t>
+      </w:r>
+      <w:proofErr w:type="spellStart"/>
+      <w:proofErr w:type="gramStart"/>
+      <w:r>
+        <w:rPr>
+          <w:rFonts w:ascii="Times New Roman" w:hAnsi="Times New Roman" w:cs="Times New Roman"/>
+        </w:rPr>
+        <w:t>db.query</w:t>
+      </w:r>
+      <w:proofErr w:type="spellEnd"/>
+      <w:proofErr w:type="gramEnd"/>
+      <w:r>
+        <w:rPr>
+          <w:rFonts w:ascii="Times New Roman" w:hAnsi="Times New Roman" w:cs="Times New Roman"/>
+        </w:rPr>
+        <w:t>() with selection arguments rather than constructing a SQL statement containing user input. Similarly, event deletion uses a parameterized selection:</w:t>
+      </w:r>
+    </w:p>
+    <w:p>
+      <w:pPr>
+        <w:spacing w:line="480" w:lineRule="auto"/>
+        <w:rPr>
+          <w:rFonts w:ascii="Times New Roman" w:hAnsi="Times New Roman" w:cs="Times New Roman"/>
+        </w:rPr>
+      </w:pPr>
+      <w:proofErr w:type="spellStart"/>
+      <w:proofErr w:type="gramStart"/>
+      <w:r>
+        <w:rPr>
+          <w:rFonts w:ascii="Times New Roman" w:hAnsi="Times New Roman" w:cs="Times New Roman"/>
+        </w:rPr>
+        <w:t>db.delete</w:t>
+      </w:r>
+      <w:proofErr w:type="spellEnd"/>
+      <w:proofErr w:type="gramEnd"/>
+      <w:r>
+        <w:rPr>
+          <w:rFonts w:ascii="Times New Roman" w:hAnsi="Times New Roman" w:cs="Times New Roman"/>
+        </w:rPr>
+        <w:t>(</w:t>
+      </w:r>
+    </w:p>
+    <w:p>
+      <w:pPr>
+        <w:spacing w:line="480" w:lineRule="auto"/>
+        <w:rPr>
+          <w:rFonts w:ascii="Times New Roman" w:hAnsi="Times New Roman" w:cs="Times New Roman"/>
+        </w:rPr>
+      </w:pPr>
+      <w:r>
+        <w:rPr>
+          <w:rFonts w:ascii="Times New Roman" w:hAnsi="Times New Roman" w:cs="Times New Roman"/>
+        </w:rPr>
+        <w:t xml:space="preserve">        TABLE_EVENTS,</w:t>
+      </w:r>
+    </w:p>
+    <w:p>
+      <w:pPr>
+        <w:spacing w:line="480" w:lineRule="auto"/>
+        <w:rPr>
+          <w:rFonts w:ascii="Times New Roman" w:hAnsi="Times New Roman" w:cs="Times New Roman"/>
+        </w:rPr>
+      </w:pPr>
+      <w:r>
+        <w:rPr>
+          <w:rFonts w:ascii="Times New Roman" w:hAnsi="Times New Roman" w:cs="Times New Roman"/>
+        </w:rPr>
+        <w:t xml:space="preserve">        COL_EVENT_ID + "=?",</w:t>
+      </w:r>
+    </w:p>
+    <w:p>
+      <w:pPr>
+        <w:spacing w:line="480" w:lineRule="auto"/>
+        <w:rPr>
+          <w:rFonts w:ascii="Times New Roman" w:hAnsi="Times New Roman" w:cs="Times New Roman"/>
+        </w:rPr>
+      </w:pPr>
+      <w:r>
+        <w:rPr>
+          <w:rFonts w:ascii="Times New Roman" w:hAnsi="Times New Roman" w:cs="Times New Roman"/>
+        </w:rPr>
+        <w:t xml:space="preserve">        new </w:t>
+      </w:r>
+      <w:proofErr w:type="gramStart"/>
+      <w:r>
+        <w:rPr>
+          <w:rFonts w:ascii="Times New Roman" w:hAnsi="Times New Roman" w:cs="Times New Roman"/>
+        </w:rPr>
+        <w:t>String[]{</w:t>
+      </w:r>
+      <w:proofErr w:type="gramEnd"/>
+    </w:p>
+    <w:p>
+      <w:pPr>
+        <w:spacing w:line="480" w:lineRule="auto"/>
+        <w:rPr>
+          <w:rFonts w:ascii="Times New Roman" w:hAnsi="Times New Roman" w:cs="Times New Roman"/>
+        </w:rPr>
+      </w:pPr>
+      <w:r>
+        <w:rPr>
+          <w:rFonts w:ascii="Times New Roman" w:hAnsi="Times New Roman" w:cs="Times New Roman"/>
+        </w:rPr>
+        <w:t xml:space="preserve">                </w:t>
+      </w:r>
+      <w:proofErr w:type="spellStart"/>
+      <w:r>
+        <w:rPr>
+          <w:rFonts w:ascii="Times New Roman" w:hAnsi="Times New Roman" w:cs="Times New Roman"/>
+        </w:rPr>
+        <w:t>String.valueOf</w:t>
+      </w:r>
+      <w:proofErr w:type="spellEnd"/>
+      <w:r>
+        <w:rPr>
+          <w:rFonts w:ascii="Times New Roman" w:hAnsi="Times New Roman" w:cs="Times New Roman"/>
+        </w:rPr>
+        <w:t>(id)</w:t>
+      </w:r>
+    </w:p>
+    <w:p>
+      <w:pPr>
+        <w:spacing w:line="480" w:lineRule="auto"/>
+        <w:rPr>
+          <w:rFonts w:ascii="Times New Roman" w:hAnsi="Times New Roman" w:cs="Times New Roman"/>
+        </w:rPr>
+      </w:pPr>
+      <w:r>
+        <w:rPr>
+          <w:rFonts w:ascii="Times New Roman" w:hAnsi="Times New Roman" w:cs="Times New Roman"/>
+        </w:rPr>
+        <w:t xml:space="preserve">        }</w:t>
+      </w:r>
+    </w:p>
+    <w:p>
+      <w:pPr>
+        <w:spacing w:line="480" w:lineRule="auto"/>
+        <w:rPr>
+          <w:rFonts w:ascii="Times New Roman" w:hAnsi="Times New Roman" w:cs="Times New Roman"/>
+        </w:rPr>
+      </w:pPr>
+      <w:r>
+        <w:rPr>
+          <w:rFonts w:ascii="Times New Roman" w:hAnsi="Times New Roman" w:cs="Times New Roman"/>
+        </w:rPr>
+        <w:t>);</w:t>
+      </w:r>
+    </w:p>
+    <w:p>
+      <w:pPr>
+        <w:spacing w:line="480" w:lineRule="auto"/>
+        <w:rPr>
+          <w:rFonts w:ascii="Times New Roman" w:hAnsi="Times New Roman" w:cs="Times New Roman"/>
+        </w:rPr>
+      </w:pPr>
+      <w:r>
+        <w:rPr>
+          <w:rFonts w:ascii="Times New Roman" w:hAnsi="Times New Roman" w:cs="Times New Roman"/>
+        </w:rPr>
+        <w:tab/>
+      </w:r>
+      <w:r>
+        <w:rPr>
+          <w:rFonts w:ascii="Times New Roman" w:hAnsi="Times New Roman" w:cs="Times New Roman"/>
+        </w:rPr>
+        <w:t xml:space="preserve">This improves the security and reliability of the application by reducing the possibility of SQL </w:t>
+      </w:r>
+      <w:proofErr w:type="gramStart"/>
+      <w:r>
+        <w:rPr>
+          <w:rFonts w:ascii="Times New Roman" w:hAnsi="Times New Roman" w:cs="Times New Roman"/>
+        </w:rPr>
+        <w:t>injection</w:t>
+      </w:r>
+      <w:proofErr w:type="gramEnd"/>
+      <w:r>
+        <w:rPr>
+          <w:rFonts w:ascii="Times New Roman" w:hAnsi="Times New Roman" w:cs="Times New Roman"/>
+        </w:rPr>
+        <w:t xml:space="preserve"> and keeping user-provided values separate from the SQL structure.</w:t>
+      </w:r>
+    </w:p>
+    <w:p>
+      <w:pPr>
+        <w:spacing w:line="480" w:lineRule="auto"/>
+        <w:rPr>
+          <w:rFonts w:ascii="Times New Roman" w:hAnsi="Times New Roman" w:cs="Times New Roman"/>
+        </w:rPr>
+      </w:pPr>
+      <w:r>
+        <w:rPr>
+          <w:rFonts w:ascii="Times New Roman" w:hAnsi="Times New Roman" w:cs="Times New Roman"/>
+        </w:rPr>
+        <w:tab/>
+      </w:r>
+      <w:proofErr w:type="gramStart"/>
+      <w:r>
+        <w:rPr>
+          <w:rFonts w:ascii="Times New Roman" w:hAnsi="Times New Roman" w:cs="Times New Roman"/>
+        </w:rPr>
+        <w:t xml:space="preserve">The </w:t>
+      </w:r>
+      <w:proofErr w:type="spellStart"/>
+      <w:r>
+        <w:rPr>
+          <w:rFonts w:ascii="Times New Roman" w:hAnsi="Times New Roman" w:cs="Times New Roman"/>
+        </w:rPr>
+        <w:t>EventAdapter</w:t>
+      </w:r>
+      <w:proofErr w:type="spellEnd"/>
+      <w:proofErr w:type="gramEnd"/>
+      <w:r>
+        <w:rPr>
+          <w:rFonts w:ascii="Times New Roman" w:hAnsi="Times New Roman" w:cs="Times New Roman"/>
+        </w:rPr>
+        <w:t xml:space="preserve"> was also improved as part of the software engineering enhancements. Instead of recreating the entire </w:t>
+      </w:r>
+      <w:proofErr w:type="spellStart"/>
+      <w:r>
+        <w:rPr>
+          <w:rFonts w:ascii="Times New Roman" w:hAnsi="Times New Roman" w:cs="Times New Roman"/>
+        </w:rPr>
+        <w:t>DashboardActivity</w:t>
+      </w:r>
+      <w:proofErr w:type="spellEnd"/>
+      <w:r>
+        <w:rPr>
+          <w:rFonts w:ascii="Times New Roman" w:hAnsi="Times New Roman" w:cs="Times New Roman"/>
+        </w:rPr>
+        <w:t xml:space="preserve"> after an event is deleted, the adapter now obtains an updated cursor and refreshes the </w:t>
+      </w:r>
+      <w:proofErr w:type="spellStart"/>
+      <w:r>
+        <w:rPr>
+          <w:rFonts w:ascii="Times New Roman" w:hAnsi="Times New Roman" w:cs="Times New Roman"/>
+        </w:rPr>
+        <w:t>RecyclerView</w:t>
+      </w:r>
+      <w:proofErr w:type="spellEnd"/>
+      <w:r>
+        <w:rPr>
+          <w:rFonts w:ascii="Times New Roman" w:hAnsi="Times New Roman" w:cs="Times New Roman"/>
+        </w:rPr>
+        <w:t>:</w:t>
+      </w:r>
+    </w:p>
+    <w:p>
+      <w:pPr>
+        <w:spacing w:line="480" w:lineRule="auto"/>
+        <w:rPr>
+          <w:rFonts w:ascii="Times New Roman" w:hAnsi="Times New Roman" w:cs="Times New Roman"/>
+        </w:rPr>
+      </w:pPr>
+      <w:r>
+        <w:rPr>
+          <w:rFonts w:ascii="Times New Roman" w:hAnsi="Times New Roman" w:cs="Times New Roman"/>
+        </w:rPr>
+        <w:t>if (</w:t>
+      </w:r>
+      <w:proofErr w:type="spellStart"/>
+      <w:proofErr w:type="gramStart"/>
+      <w:r>
+        <w:rPr>
+          <w:rFonts w:ascii="Times New Roman" w:hAnsi="Times New Roman" w:cs="Times New Roman"/>
+        </w:rPr>
+        <w:t>db.deleteEvent</w:t>
+      </w:r>
+      <w:proofErr w:type="spellEnd"/>
+      <w:proofErr w:type="gramEnd"/>
+      <w:r>
+        <w:rPr>
+          <w:rFonts w:ascii="Times New Roman" w:hAnsi="Times New Roman" w:cs="Times New Roman"/>
+        </w:rPr>
+        <w:t>(id</w:t>
+      </w:r>
+      <w:proofErr w:type="gramStart"/>
+      <w:r>
+        <w:rPr>
+          <w:rFonts w:ascii="Times New Roman" w:hAnsi="Times New Roman" w:cs="Times New Roman"/>
+        </w:rPr>
+        <w:t>)) {</w:t>
+      </w:r>
+      <w:proofErr w:type="gramEnd"/>
+    </w:p>
+    <w:p>
+      <w:pPr>
+        <w:spacing w:line="480" w:lineRule="auto"/>
+        <w:rPr>
+          <w:rFonts w:ascii="Times New Roman" w:hAnsi="Times New Roman" w:cs="Times New Roman"/>
+        </w:rPr>
+      </w:pPr>
+      <w:r>
+        <w:rPr>
+          <w:rFonts w:ascii="Times New Roman" w:hAnsi="Times New Roman" w:cs="Times New Roman"/>
+        </w:rPr>
+        <w:t xml:space="preserve">    cursor = </w:t>
+      </w:r>
+      <w:proofErr w:type="spellStart"/>
+      <w:proofErr w:type="gramStart"/>
+      <w:r>
+        <w:rPr>
+          <w:rFonts w:ascii="Times New Roman" w:hAnsi="Times New Roman" w:cs="Times New Roman"/>
+        </w:rPr>
+        <w:t>db.getAllEvents</w:t>
+      </w:r>
+      <w:proofErr w:type="spellEnd"/>
+      <w:proofErr w:type="gramEnd"/>
+      <w:r>
+        <w:rPr>
+          <w:rFonts w:ascii="Times New Roman" w:hAnsi="Times New Roman" w:cs="Times New Roman"/>
+        </w:rPr>
+        <w:t>("name");</w:t>
+      </w:r>
+    </w:p>
+    <w:p>
+      <w:pPr>
+        <w:spacing w:line="480" w:lineRule="auto"/>
+        <w:rPr>
+          <w:rFonts w:ascii="Times New Roman" w:hAnsi="Times New Roman" w:cs="Times New Roman"/>
+        </w:rPr>
+      </w:pPr>
+      <w:r>
+        <w:rPr>
+          <w:rFonts w:ascii="Times New Roman" w:hAnsi="Times New Roman" w:cs="Times New Roman"/>
+        </w:rPr>
+        <w:t xml:space="preserve">    </w:t>
+      </w:r>
+      <w:proofErr w:type="spellStart"/>
+      <w:proofErr w:type="gramStart"/>
+      <w:r>
+        <w:rPr>
+          <w:rFonts w:ascii="Times New Roman" w:hAnsi="Times New Roman" w:cs="Times New Roman"/>
+        </w:rPr>
+        <w:t>notifyDataSetChanged</w:t>
+      </w:r>
+      <w:proofErr w:type="spellEnd"/>
+      <w:r>
+        <w:rPr>
+          <w:rFonts w:ascii="Times New Roman" w:hAnsi="Times New Roman" w:cs="Times New Roman"/>
+        </w:rPr>
+        <w:t>(</w:t>
+      </w:r>
+      <w:proofErr w:type="gramEnd"/>
+      <w:r>
+        <w:rPr>
+          <w:rFonts w:ascii="Times New Roman" w:hAnsi="Times New Roman" w:cs="Times New Roman"/>
+        </w:rPr>
+        <w:t>);</w:t>
+      </w:r>
+    </w:p>
+    <w:p>
+      <w:pPr>
+        <w:spacing w:line="480" w:lineRule="auto"/>
+        <w:rPr>
+          <w:rFonts w:ascii="Times New Roman" w:hAnsi="Times New Roman" w:cs="Times New Roman"/>
+        </w:rPr>
+      </w:pPr>
+      <w:r>
+        <w:rPr>
+          <w:rFonts w:ascii="Times New Roman" w:hAnsi="Times New Roman" w:cs="Times New Roman"/>
+        </w:rPr>
+        <w:t>}</w:t>
+      </w:r>
+    </w:p>
+    <w:p>
+      <w:pPr>
+        <w:spacing w:line="480" w:lineRule="auto"/>
+        <w:rPr>
+          <w:rFonts w:ascii="Times New Roman" w:hAnsi="Times New Roman" w:cs="Times New Roman"/>
+        </w:rPr>
+      </w:pPr>
+      <w:r>
+        <w:rPr>
+          <w:rFonts w:ascii="Times New Roman" w:hAnsi="Times New Roman" w:cs="Times New Roman"/>
+        </w:rPr>
+        <w:lastRenderedPageBreak/>
+        <w:tab/>
+      </w:r>
+      <w:r>
+        <w:rPr>
+          <w:rFonts w:ascii="Times New Roman" w:hAnsi="Times New Roman" w:cs="Times New Roman"/>
+        </w:rPr>
+        <w:t xml:space="preserve">This represents a more maintainable approach because the adapter is responsible for updating the list it displays instead of forcing the entire activity to restart. I also added </w:t>
+      </w:r>
+      <w:proofErr w:type="spellStart"/>
+      <w:proofErr w:type="gramStart"/>
+      <w:r>
+        <w:rPr>
+          <w:rFonts w:ascii="Times New Roman" w:hAnsi="Times New Roman" w:cs="Times New Roman"/>
+        </w:rPr>
+        <w:t>swapCursor</w:t>
+      </w:r>
+      <w:proofErr w:type="spellEnd"/>
+      <w:r>
+        <w:rPr>
+          <w:rFonts w:ascii="Times New Roman" w:hAnsi="Times New Roman" w:cs="Times New Roman"/>
+        </w:rPr>
+        <w:t>(</w:t>
+      </w:r>
+      <w:proofErr w:type="gramEnd"/>
+      <w:r>
+        <w:rPr>
+          <w:rFonts w:ascii="Times New Roman" w:hAnsi="Times New Roman" w:cs="Times New Roman"/>
+        </w:rPr>
+        <w:t>) functionality so that the adapter can replace its data source while properly closing the previous cursor.</w:t>
+      </w:r>
+    </w:p>
+    <w:p>
+      <w:pPr>
+        <w:spacing w:line="480" w:lineRule="auto"/>
+        <w:rPr>
+          <w:rFonts w:ascii="Times New Roman" w:hAnsi="Times New Roman" w:cs="Times New Roman"/>
+        </w:rPr>
+      </w:pPr>
+      <w:r>
+        <w:rPr>
+          <w:rFonts w:ascii="Times New Roman" w:hAnsi="Times New Roman" w:cs="Times New Roman"/>
+        </w:rPr>
+        <w:tab/>
+      </w:r>
+      <w:r>
+        <w:rPr>
+          <w:rFonts w:ascii="Times New Roman" w:hAnsi="Times New Roman" w:cs="Times New Roman"/>
+        </w:rPr>
+        <w:t xml:space="preserve">Another improvement was documentation. I added comments and </w:t>
+      </w:r>
+      <w:proofErr w:type="spellStart"/>
+      <w:r>
+        <w:rPr>
+          <w:rFonts w:ascii="Times New Roman" w:hAnsi="Times New Roman" w:cs="Times New Roman"/>
+        </w:rPr>
+        <w:t>JavaDoc</w:t>
+      </w:r>
+      <w:proofErr w:type="spellEnd"/>
+      <w:r>
+        <w:rPr>
+          <w:rFonts w:ascii="Times New Roman" w:hAnsi="Times New Roman" w:cs="Times New Roman"/>
+        </w:rPr>
+        <w:t xml:space="preserve"> descriptions to classes and methods throughout the project. For example, methods such as </w:t>
+      </w:r>
+      <w:proofErr w:type="spellStart"/>
+      <w:proofErr w:type="gramStart"/>
+      <w:r>
+        <w:rPr>
+          <w:rFonts w:ascii="Times New Roman" w:hAnsi="Times New Roman" w:cs="Times New Roman"/>
+        </w:rPr>
+        <w:t>saveEvent</w:t>
+      </w:r>
+      <w:proofErr w:type="spellEnd"/>
+      <w:r>
+        <w:rPr>
+          <w:rFonts w:ascii="Times New Roman" w:hAnsi="Times New Roman" w:cs="Times New Roman"/>
+        </w:rPr>
+        <w:t>(</w:t>
+      </w:r>
+      <w:proofErr w:type="gramEnd"/>
+      <w:r>
+        <w:rPr>
+          <w:rFonts w:ascii="Times New Roman" w:hAnsi="Times New Roman" w:cs="Times New Roman"/>
+        </w:rPr>
+        <w:t xml:space="preserve">), </w:t>
+      </w:r>
+      <w:proofErr w:type="spellStart"/>
+      <w:proofErr w:type="gramStart"/>
+      <w:r>
+        <w:rPr>
+          <w:rFonts w:ascii="Times New Roman" w:hAnsi="Times New Roman" w:cs="Times New Roman"/>
+        </w:rPr>
+        <w:t>clearFields</w:t>
+      </w:r>
+      <w:proofErr w:type="spellEnd"/>
+      <w:r>
+        <w:rPr>
+          <w:rFonts w:ascii="Times New Roman" w:hAnsi="Times New Roman" w:cs="Times New Roman"/>
+        </w:rPr>
+        <w:t>(</w:t>
+      </w:r>
+      <w:proofErr w:type="gramEnd"/>
+      <w:r>
+        <w:rPr>
+          <w:rFonts w:ascii="Times New Roman" w:hAnsi="Times New Roman" w:cs="Times New Roman"/>
+        </w:rPr>
+        <w:t xml:space="preserve">), </w:t>
+      </w:r>
+      <w:proofErr w:type="spellStart"/>
+      <w:proofErr w:type="gramStart"/>
+      <w:r>
+        <w:rPr>
+          <w:rFonts w:ascii="Times New Roman" w:hAnsi="Times New Roman" w:cs="Times New Roman"/>
+        </w:rPr>
+        <w:t>requestSmsPermission</w:t>
+      </w:r>
+      <w:proofErr w:type="spellEnd"/>
+      <w:r>
+        <w:rPr>
+          <w:rFonts w:ascii="Times New Roman" w:hAnsi="Times New Roman" w:cs="Times New Roman"/>
+        </w:rPr>
+        <w:t>(</w:t>
+      </w:r>
+      <w:proofErr w:type="gramEnd"/>
+      <w:r>
+        <w:rPr>
+          <w:rFonts w:ascii="Times New Roman" w:hAnsi="Times New Roman" w:cs="Times New Roman"/>
+        </w:rPr>
+        <w:t xml:space="preserve">), and </w:t>
+      </w:r>
+      <w:proofErr w:type="spellStart"/>
+      <w:proofErr w:type="gramStart"/>
+      <w:r>
+        <w:rPr>
+          <w:rFonts w:ascii="Times New Roman" w:hAnsi="Times New Roman" w:cs="Times New Roman"/>
+        </w:rPr>
+        <w:t>validateInput</w:t>
+      </w:r>
+      <w:proofErr w:type="spellEnd"/>
+      <w:r>
+        <w:rPr>
+          <w:rFonts w:ascii="Times New Roman" w:hAnsi="Times New Roman" w:cs="Times New Roman"/>
+        </w:rPr>
+        <w:t>(</w:t>
+      </w:r>
+      <w:proofErr w:type="gramEnd"/>
+      <w:r>
+        <w:rPr>
+          <w:rFonts w:ascii="Times New Roman" w:hAnsi="Times New Roman" w:cs="Times New Roman"/>
+        </w:rPr>
+        <w:t>) now explain their purpose and expected behavior. This makes the project easier for another developer to understand and maintain. It also helped me recognize the difference between comments that explain what code is doing and documentation that explains why a method exists and what responsibility it handles.</w:t>
+      </w:r>
+    </w:p>
+    <w:p>
+      <w:pPr>
+        <w:spacing w:line="480" w:lineRule="auto"/>
+        <w:rPr>
+          <w:rFonts w:ascii="Times New Roman" w:hAnsi="Times New Roman" w:cs="Times New Roman"/>
+        </w:rPr>
+      </w:pPr>
+      <w:r>
+        <w:rPr>
+          <w:rFonts w:ascii="Times New Roman" w:hAnsi="Times New Roman" w:cs="Times New Roman"/>
+        </w:rPr>
+        <w:tab/>
+      </w:r>
+      <w:r>
+        <w:rPr>
+          <w:rFonts w:ascii="Times New Roman" w:hAnsi="Times New Roman" w:cs="Times New Roman"/>
+        </w:rPr>
+        <w:t>The enhancements successfully met the course outcomes I identified during Module One. I demonstrated software engineering best practices by restructuring methods, separating responsibilities, improving documentation, and making the application easier to maintain. I also demonstrated secure coding practices through password hashing, input validation, and parameterized database operations. Finally, I demonstrated my ability to evaluate an existing software system, identify weaknesses, and make targeted improvements without completely rewriting the application.</w:t>
+      </w:r>
+    </w:p>
+    <w:p>
+      <w:pPr>
+        <w:spacing w:line="480" w:lineRule="auto"/>
+        <w:rPr>
+          <w:rFonts w:ascii="Times New Roman" w:hAnsi="Times New Roman" w:cs="Times New Roman"/>
+        </w:rPr>
+      </w:pPr>
+    </w:p>
+    <w:p>
+      <w:pPr>
+        <w:spacing w:line="480" w:lineRule="auto"/>
+        <w:rPr>
+          <w:rFonts w:ascii="Times New Roman" w:hAnsi="Times New Roman" w:cs="Times New Roman"/>
+        </w:rPr>
+      </w:pPr>
+      <w:r>
+        <w:rPr>
+          <w:rFonts w:ascii="Times New Roman" w:hAnsi="Times New Roman" w:cs="Times New Roman"/>
+        </w:rPr>
+        <w:tab/>
+      </w:r>
+      <w:r>
+        <w:rPr>
+          <w:rFonts w:ascii="Times New Roman" w:hAnsi="Times New Roman" w:cs="Times New Roman"/>
+        </w:rPr>
+        <w:t xml:space="preserve">The enhancements completed for this artifact successfully met the course outcomes that I identified during Module One. First, I applied software engineering best practices by improving the application's structure, organization, and maintainability through better documentation, modular methods, and input validation. Second, I incorporated security principles by </w:t>
+      </w:r>
+      <w:r>
+        <w:rPr>
+          <w:rFonts w:ascii="Times New Roman" w:hAnsi="Times New Roman" w:cs="Times New Roman"/>
+        </w:rPr>
+        <w:lastRenderedPageBreak/>
+        <w:t>implementing password hashing and strengthening user authentication instead of storing sensitive information in plain text. Finally, I demonstrated the ability to analyze an existing software system, identify opportunities for improvement, and implement enhancements that align with professional software development practices.</w:t>
+      </w:r>
+    </w:p>
+    <w:p>
+      <w:pPr>
+        <w:spacing w:line="480" w:lineRule="auto"/>
+        <w:rPr>
+          <w:rFonts w:ascii="Times New Roman" w:hAnsi="Times New Roman" w:cs="Times New Roman"/>
+        </w:rPr>
+      </w:pPr>
+    </w:p>
+    <w:p>
+      <w:pPr>
+        <w:spacing w:line="480" w:lineRule="auto"/>
+        <w:rPr>
+          <w:rFonts w:ascii="Times New Roman" w:hAnsi="Times New Roman" w:cs="Times New Roman"/>
+        </w:rPr>
+      </w:pPr>
+      <w:r>
+        <w:rPr>
+          <w:rFonts w:ascii="Times New Roman" w:hAnsi="Times New Roman" w:cs="Times New Roman"/>
+        </w:rPr>
+        <w:tab/>
+      </w:r>
+      <w:r>
+        <w:rPr>
+          <w:rFonts w:ascii="Times New Roman" w:hAnsi="Times New Roman" w:cs="Times New Roman"/>
+        </w:rPr>
         <w:t xml:space="preserve">I do not plan to make significant changes to my original outcome coverage because the enhancements successfully demonstrate the intended software engineering competencies. However, </w:t>
       </w:r>
       <w:r>
@@ -315,7 +1483,14 @@
         <w:rPr>
           <w:rFonts w:ascii="Times New Roman" w:hAnsi="Times New Roman" w:cs="Times New Roman"/>
         </w:rPr>
-        <w:t>The most challenging part of the enhancement process was ensuring that the new security improvements remained compatible with the application's existing login and registration workflow. Introducing password hashing required updating both user registration and authentication so that the same hashing algorithm was consistently applied. Debugging these changes strengthened my understanding of how interconnected software components can be and the importance of testing after every modification.</w:t>
+        <w:t xml:space="preserve">The most challenging part of the enhancement process was ensuring that the new security improvements remained compatible with the application's existing login and registration workflow. Introducing password hashing required updating both user registration and authentication so that the same hashing algorithm was consistently applied. Debugging these </w:t>
+      </w:r>
+      <w:r>
+        <w:rPr>
+          <w:rFonts w:ascii="Times New Roman" w:hAnsi="Times New Roman" w:cs="Times New Roman"/>
+        </w:rPr>
+        <w:lastRenderedPageBreak/>
+        <w:t>changes strengthened my understanding of how interconnected software components can be and the importance of testing after every modification.</w:t>
       </w:r>
     </w:p>
     <w:p>
@@ -959,7 +2134,6 @@
   <w:style w:type="character" w:default="1" w:styleId="DefaultParagraphFont">
     <w:name w:val="Default Paragraph Font"/>
     <w:uiPriority w:val="1"/>
-    <w:semiHidden/>
     <w:unhideWhenUsed/>
   </w:style>
   <w:style w:type="table" w:default="1" w:styleId="TableNormal">
